--- a/docs/JPA annotations Should Be Aware Of.docx
+++ b/docs/JPA annotations Should Be Aware Of.docx
@@ -7,7 +7,1341 @@
         <w:pStyle w:val="Heading2"/>
       </w:pPr>
       <w:r>
-        <w:t>What is @Embeddable and @Embedded?</w:t>
+        <w:t xml:space="preserve">What </w:t>
+      </w:r>
+      <w:proofErr w:type="gramStart"/>
+      <w:r>
+        <w:t>is @</w:t>
+      </w:r>
+      <w:proofErr w:type="gramEnd"/>
+      <w:r>
+        <w:t xml:space="preserve">Embeddable </w:t>
+      </w:r>
+      <w:proofErr w:type="gramStart"/>
+      <w:r>
+        <w:t>and @</w:t>
+      </w:r>
+      <w:proofErr w:type="gramEnd"/>
+      <w:r>
+        <w:t>Embedded?</w:t>
+      </w:r>
+    </w:p>
+    <w:p>
+      <w:r>
+        <w:drawing>
+          <wp:inline distT="0" distB="0" distL="0" distR="0" wp14:anchorId="3E3B787F" wp14:editId="73D6DCA7">
+            <wp:extent cx="5943600" cy="3280410"/>
+            <wp:effectExtent l="0" t="0" r="0" b="0"/>
+            <wp:docPr id="1287183693" name="Picture 1"/>
+            <wp:cNvGraphicFramePr>
+              <a:graphicFrameLocks xmlns:a="http://schemas.openxmlformats.org/drawingml/2006/main" noChangeAspect="1"/>
+            </wp:cNvGraphicFramePr>
+            <a:graphic xmlns:a="http://schemas.openxmlformats.org/drawingml/2006/main">
+              <a:graphicData uri="http://schemas.openxmlformats.org/drawingml/2006/picture">
+                <pic:pic xmlns:pic="http://schemas.openxmlformats.org/drawingml/2006/picture">
+                  <pic:nvPicPr>
+                    <pic:cNvPr id="1287183693" name=""/>
+                    <pic:cNvPicPr/>
+                  </pic:nvPicPr>
+                  <pic:blipFill>
+                    <a:blip r:embed="rId5"/>
+                    <a:stretch>
+                      <a:fillRect/>
+                    </a:stretch>
+                  </pic:blipFill>
+                  <pic:spPr>
+                    <a:xfrm>
+                      <a:off x="0" y="0"/>
+                      <a:ext cx="5943600" cy="3280410"/>
+                    </a:xfrm>
+                    <a:prstGeom prst="rect">
+                      <a:avLst/>
+                    </a:prstGeom>
+                  </pic:spPr>
+                </pic:pic>
+              </a:graphicData>
+            </a:graphic>
+          </wp:inline>
+        </w:drawing>
+      </w:r>
+      <w:r>
+        <w:br/>
+      </w:r>
+      <w:proofErr w:type="spellStart"/>
+      <w:r>
+        <w:t>Xét</w:t>
+      </w:r>
+      <w:proofErr w:type="spellEnd"/>
+      <w:r>
+        <w:t xml:space="preserve"> </w:t>
+      </w:r>
+      <w:proofErr w:type="spellStart"/>
+      <w:r>
+        <w:t>trường</w:t>
+      </w:r>
+      <w:proofErr w:type="spellEnd"/>
+      <w:r>
+        <w:t xml:space="preserve"> </w:t>
+      </w:r>
+      <w:proofErr w:type="spellStart"/>
+      <w:r>
+        <w:t>hợp</w:t>
+      </w:r>
+      <w:proofErr w:type="spellEnd"/>
+      <w:r>
+        <w:t xml:space="preserve"> </w:t>
+      </w:r>
+      <w:proofErr w:type="spellStart"/>
+      <w:r>
+        <w:t>hai</w:t>
+      </w:r>
+      <w:proofErr w:type="spellEnd"/>
+      <w:r>
+        <w:t xml:space="preserve"> </w:t>
+      </w:r>
+      <w:proofErr w:type="spellStart"/>
+      <w:r>
+        <w:t>bảng</w:t>
+      </w:r>
+      <w:proofErr w:type="spellEnd"/>
+      <w:r>
+        <w:t xml:space="preserve"> </w:t>
+      </w:r>
+      <w:proofErr w:type="spellStart"/>
+      <w:r>
+        <w:t>là</w:t>
+      </w:r>
+      <w:proofErr w:type="spellEnd"/>
+      <w:r>
+        <w:t xml:space="preserve"> PATIENT </w:t>
+      </w:r>
+      <w:proofErr w:type="spellStart"/>
+      <w:r>
+        <w:t>và</w:t>
+      </w:r>
+      <w:proofErr w:type="spellEnd"/>
+      <w:r>
+        <w:t xml:space="preserve"> DOCTOR </w:t>
+      </w:r>
+      <w:proofErr w:type="spellStart"/>
+      <w:r>
+        <w:t>đều</w:t>
+      </w:r>
+      <w:proofErr w:type="spellEnd"/>
+      <w:r>
+        <w:t xml:space="preserve"> </w:t>
+      </w:r>
+      <w:proofErr w:type="spellStart"/>
+      <w:r>
+        <w:t>có</w:t>
+      </w:r>
+      <w:proofErr w:type="spellEnd"/>
+      <w:r>
+        <w:t xml:space="preserve"> </w:t>
+      </w:r>
+      <w:proofErr w:type="spellStart"/>
+      <w:r>
+        <w:t>các</w:t>
+      </w:r>
+      <w:proofErr w:type="spellEnd"/>
+      <w:r>
+        <w:t xml:space="preserve"> fields </w:t>
+      </w:r>
+      <w:proofErr w:type="spellStart"/>
+      <w:r>
+        <w:t>sau</w:t>
+      </w:r>
+      <w:proofErr w:type="spellEnd"/>
+      <w:r>
+        <w:t xml:space="preserve">: STREET, CITY, STATE, ZIPCODE. Các fields </w:t>
+      </w:r>
+      <w:proofErr w:type="spellStart"/>
+      <w:r>
+        <w:t>này</w:t>
+      </w:r>
+      <w:proofErr w:type="spellEnd"/>
+      <w:r>
+        <w:t xml:space="preserve"> </w:t>
+      </w:r>
+      <w:proofErr w:type="spellStart"/>
+      <w:r>
+        <w:t>chính</w:t>
+      </w:r>
+      <w:proofErr w:type="spellEnd"/>
+      <w:r>
+        <w:t xml:space="preserve"> </w:t>
+      </w:r>
+      <w:proofErr w:type="spellStart"/>
+      <w:r>
+        <w:t>là</w:t>
+      </w:r>
+      <w:proofErr w:type="spellEnd"/>
+      <w:r>
+        <w:t xml:space="preserve"> </w:t>
+      </w:r>
+      <w:proofErr w:type="spellStart"/>
+      <w:r>
+        <w:t>các</w:t>
+      </w:r>
+      <w:proofErr w:type="spellEnd"/>
+      <w:r>
+        <w:t xml:space="preserve"> </w:t>
+      </w:r>
+      <w:proofErr w:type="spellStart"/>
+      <w:r>
+        <w:t>thành</w:t>
+      </w:r>
+      <w:proofErr w:type="spellEnd"/>
+      <w:r>
+        <w:t xml:space="preserve"> </w:t>
+      </w:r>
+      <w:proofErr w:type="spellStart"/>
+      <w:r>
+        <w:t>phần</w:t>
+      </w:r>
+      <w:proofErr w:type="spellEnd"/>
+      <w:r>
+        <w:t xml:space="preserve"> </w:t>
+      </w:r>
+      <w:proofErr w:type="spellStart"/>
+      <w:r>
+        <w:t>của</w:t>
+      </w:r>
+      <w:proofErr w:type="spellEnd"/>
+      <w:r>
+        <w:t xml:space="preserve"> ADDRESS (</w:t>
+      </w:r>
+      <w:proofErr w:type="spellStart"/>
+      <w:r>
+        <w:t>địa</w:t>
+      </w:r>
+      <w:proofErr w:type="spellEnd"/>
+      <w:r>
+        <w:t xml:space="preserve"> </w:t>
+      </w:r>
+      <w:proofErr w:type="spellStart"/>
+      <w:r>
+        <w:t>chỉ</w:t>
+      </w:r>
+      <w:proofErr w:type="spellEnd"/>
+      <w:r>
+        <w:t xml:space="preserve">). </w:t>
+      </w:r>
+    </w:p>
+    <w:p>
+      <w:r>
+        <w:t xml:space="preserve">Trường </w:t>
+      </w:r>
+      <w:proofErr w:type="spellStart"/>
+      <w:r>
+        <w:t>hợp</w:t>
+      </w:r>
+      <w:proofErr w:type="spellEnd"/>
+      <w:r>
+        <w:t xml:space="preserve"> </w:t>
+      </w:r>
+      <w:proofErr w:type="spellStart"/>
+      <w:r>
+        <w:t>này</w:t>
+      </w:r>
+      <w:proofErr w:type="spellEnd"/>
+      <w:r>
+        <w:t xml:space="preserve"> </w:t>
+      </w:r>
+      <w:proofErr w:type="spellStart"/>
+      <w:r>
+        <w:t>rõ</w:t>
+      </w:r>
+      <w:proofErr w:type="spellEnd"/>
+      <w:r>
+        <w:t xml:space="preserve"> </w:t>
+      </w:r>
+      <w:proofErr w:type="spellStart"/>
+      <w:r>
+        <w:t>ràng</w:t>
+      </w:r>
+      <w:proofErr w:type="spellEnd"/>
+      <w:r>
+        <w:t xml:space="preserve"> </w:t>
+      </w:r>
+      <w:proofErr w:type="spellStart"/>
+      <w:r>
+        <w:t>không</w:t>
+      </w:r>
+      <w:proofErr w:type="spellEnd"/>
+      <w:r>
+        <w:t xml:space="preserve"> </w:t>
+      </w:r>
+      <w:proofErr w:type="spellStart"/>
+      <w:r>
+        <w:t>nên</w:t>
+      </w:r>
+      <w:proofErr w:type="spellEnd"/>
+      <w:r>
+        <w:t xml:space="preserve"> </w:t>
+      </w:r>
+      <w:proofErr w:type="spellStart"/>
+      <w:r>
+        <w:t>tạo</w:t>
+      </w:r>
+      <w:proofErr w:type="spellEnd"/>
+      <w:r>
+        <w:t xml:space="preserve"> </w:t>
+      </w:r>
+      <w:proofErr w:type="spellStart"/>
+      <w:r>
+        <w:t>một</w:t>
+      </w:r>
+      <w:proofErr w:type="spellEnd"/>
+      <w:r>
+        <w:t xml:space="preserve"> Entity ADDRESS </w:t>
+      </w:r>
+      <w:proofErr w:type="spellStart"/>
+      <w:r>
+        <w:t>riêng</w:t>
+      </w:r>
+      <w:proofErr w:type="spellEnd"/>
+      <w:r>
+        <w:t xml:space="preserve"> (</w:t>
+      </w:r>
+      <w:proofErr w:type="spellStart"/>
+      <w:r>
+        <w:t>số</w:t>
+      </w:r>
+      <w:proofErr w:type="spellEnd"/>
+      <w:r>
+        <w:t xml:space="preserve"> </w:t>
+      </w:r>
+      <w:proofErr w:type="spellStart"/>
+      <w:r>
+        <w:t>nhà</w:t>
+      </w:r>
+      <w:proofErr w:type="spellEnd"/>
+      <w:r>
+        <w:t xml:space="preserve"> </w:t>
+      </w:r>
+      <w:proofErr w:type="spellStart"/>
+      <w:r>
+        <w:t>thay</w:t>
+      </w:r>
+      <w:proofErr w:type="spellEnd"/>
+      <w:r>
+        <w:t xml:space="preserve"> </w:t>
+      </w:r>
+      <w:proofErr w:type="spellStart"/>
+      <w:r>
+        <w:t>đổi</w:t>
+      </w:r>
+      <w:proofErr w:type="spellEnd"/>
+      <w:r>
+        <w:t xml:space="preserve"> </w:t>
+      </w:r>
+      <w:proofErr w:type="spellStart"/>
+      <w:r>
+        <w:t>thì</w:t>
+      </w:r>
+      <w:proofErr w:type="spellEnd"/>
+      <w:r>
+        <w:t xml:space="preserve"> </w:t>
+      </w:r>
+      <w:proofErr w:type="spellStart"/>
+      <w:r>
+        <w:t>lại</w:t>
+      </w:r>
+      <w:proofErr w:type="spellEnd"/>
+      <w:r>
+        <w:t xml:space="preserve"> </w:t>
+      </w:r>
+      <w:proofErr w:type="spellStart"/>
+      <w:r>
+        <w:t>tạo</w:t>
+      </w:r>
+      <w:proofErr w:type="spellEnd"/>
+      <w:r>
+        <w:t xml:space="preserve"> </w:t>
+      </w:r>
+      <w:proofErr w:type="spellStart"/>
+      <w:r>
+        <w:t>một</w:t>
+      </w:r>
+      <w:proofErr w:type="spellEnd"/>
+      <w:r>
+        <w:t xml:space="preserve"> record </w:t>
+      </w:r>
+      <w:proofErr w:type="spellStart"/>
+      <w:r>
+        <w:t>mới</w:t>
+      </w:r>
+      <w:proofErr w:type="spellEnd"/>
+      <w:r>
+        <w:t xml:space="preserve"> à).</w:t>
+      </w:r>
+    </w:p>
+    <w:p>
+      <w:proofErr w:type="spellStart"/>
+      <w:r>
+        <w:t>Chúng</w:t>
+      </w:r>
+      <w:proofErr w:type="spellEnd"/>
+      <w:r>
+        <w:t xml:space="preserve"> ta </w:t>
+      </w:r>
+      <w:proofErr w:type="spellStart"/>
+      <w:r>
+        <w:t>sẽ</w:t>
+      </w:r>
+      <w:proofErr w:type="spellEnd"/>
+      <w:r>
+        <w:t xml:space="preserve"> </w:t>
+      </w:r>
+      <w:proofErr w:type="spellStart"/>
+      <w:r>
+        <w:t>muốn</w:t>
+      </w:r>
+      <w:proofErr w:type="spellEnd"/>
+      <w:r>
+        <w:t xml:space="preserve"> </w:t>
+      </w:r>
+      <w:proofErr w:type="spellStart"/>
+      <w:r>
+        <w:t>nhúng</w:t>
+      </w:r>
+      <w:proofErr w:type="spellEnd"/>
+      <w:r>
+        <w:t xml:space="preserve"> </w:t>
+      </w:r>
+      <w:proofErr w:type="spellStart"/>
+      <w:r>
+        <w:t>các</w:t>
+      </w:r>
+      <w:proofErr w:type="spellEnd"/>
+      <w:r>
+        <w:t xml:space="preserve"> fields </w:t>
+      </w:r>
+      <w:proofErr w:type="spellStart"/>
+      <w:r>
+        <w:t>này</w:t>
+      </w:r>
+      <w:proofErr w:type="spellEnd"/>
+      <w:r>
+        <w:t xml:space="preserve"> </w:t>
+      </w:r>
+      <w:proofErr w:type="spellStart"/>
+      <w:r>
+        <w:t>vào</w:t>
+      </w:r>
+      <w:proofErr w:type="spellEnd"/>
+      <w:r>
+        <w:t xml:space="preserve"> PATIENT </w:t>
+      </w:r>
+      <w:proofErr w:type="spellStart"/>
+      <w:r>
+        <w:t>và</w:t>
+      </w:r>
+      <w:proofErr w:type="spellEnd"/>
+      <w:r>
+        <w:t xml:space="preserve"> DOCTOR </w:t>
+      </w:r>
+      <w:proofErr w:type="spellStart"/>
+      <w:r>
+        <w:t>hơn</w:t>
+      </w:r>
+      <w:proofErr w:type="spellEnd"/>
+      <w:r>
+        <w:t xml:space="preserve">. </w:t>
+      </w:r>
+      <w:proofErr w:type="spellStart"/>
+      <w:r>
+        <w:t>Nhưng</w:t>
+      </w:r>
+      <w:proofErr w:type="spellEnd"/>
+      <w:r>
+        <w:t xml:space="preserve"> </w:t>
+      </w:r>
+      <w:proofErr w:type="spellStart"/>
+      <w:r>
+        <w:t>nếu</w:t>
+      </w:r>
+      <w:proofErr w:type="spellEnd"/>
+      <w:r>
+        <w:t xml:space="preserve"> </w:t>
+      </w:r>
+      <w:proofErr w:type="spellStart"/>
+      <w:r>
+        <w:t>nhét</w:t>
+      </w:r>
+      <w:proofErr w:type="spellEnd"/>
+      <w:r>
+        <w:t xml:space="preserve"> </w:t>
+      </w:r>
+      <w:proofErr w:type="spellStart"/>
+      <w:r>
+        <w:t>các</w:t>
+      </w:r>
+      <w:proofErr w:type="spellEnd"/>
+      <w:r>
+        <w:t xml:space="preserve"> fields </w:t>
+      </w:r>
+      <w:proofErr w:type="spellStart"/>
+      <w:r>
+        <w:t>của</w:t>
+      </w:r>
+      <w:proofErr w:type="spellEnd"/>
+      <w:r>
+        <w:t xml:space="preserve"> ADDRESS </w:t>
+      </w:r>
+      <w:proofErr w:type="spellStart"/>
+      <w:r>
+        <w:t>này</w:t>
+      </w:r>
+      <w:proofErr w:type="spellEnd"/>
+      <w:r>
+        <w:t xml:space="preserve"> </w:t>
+      </w:r>
+      <w:proofErr w:type="spellStart"/>
+      <w:r>
+        <w:t>vào</w:t>
+      </w:r>
+      <w:proofErr w:type="spellEnd"/>
+      <w:r>
+        <w:t xml:space="preserve"> </w:t>
+      </w:r>
+      <w:proofErr w:type="spellStart"/>
+      <w:r>
+        <w:t>cả</w:t>
+      </w:r>
+      <w:proofErr w:type="spellEnd"/>
+      <w:r>
+        <w:t xml:space="preserve"> </w:t>
+      </w:r>
+      <w:proofErr w:type="spellStart"/>
+      <w:r>
+        <w:t>hai</w:t>
+      </w:r>
+      <w:proofErr w:type="spellEnd"/>
+      <w:r>
+        <w:t xml:space="preserve"> Entity PATIENT </w:t>
+      </w:r>
+      <w:proofErr w:type="spellStart"/>
+      <w:r>
+        <w:t>và</w:t>
+      </w:r>
+      <w:proofErr w:type="spellEnd"/>
+      <w:r>
+        <w:t xml:space="preserve"> DOCTOR th</w:t>
+      </w:r>
+      <w:proofErr w:type="spellStart"/>
+      <w:r>
+        <w:t>ì</w:t>
+      </w:r>
+      <w:proofErr w:type="spellEnd"/>
+      <w:r>
+        <w:t xml:space="preserve"> </w:t>
+      </w:r>
+      <w:proofErr w:type="spellStart"/>
+      <w:r>
+        <w:t>cũng</w:t>
+      </w:r>
+      <w:proofErr w:type="spellEnd"/>
+      <w:r>
+        <w:t xml:space="preserve"> </w:t>
+      </w:r>
+      <w:proofErr w:type="spellStart"/>
+      <w:r>
+        <w:t>tạo</w:t>
+      </w:r>
+      <w:proofErr w:type="spellEnd"/>
+      <w:r>
+        <w:t xml:space="preserve"> </w:t>
+      </w:r>
+      <w:proofErr w:type="spellStart"/>
+      <w:r>
+        <w:t>ra</w:t>
+      </w:r>
+      <w:proofErr w:type="spellEnd"/>
+      <w:r>
+        <w:t xml:space="preserve"> </w:t>
+      </w:r>
+      <w:proofErr w:type="spellStart"/>
+      <w:r>
+        <w:t>sự</w:t>
+      </w:r>
+      <w:proofErr w:type="spellEnd"/>
+      <w:r>
+        <w:t xml:space="preserve"> </w:t>
+      </w:r>
+      <w:proofErr w:type="spellStart"/>
+      <w:r>
+        <w:t>lặp</w:t>
+      </w:r>
+      <w:proofErr w:type="spellEnd"/>
+      <w:r>
+        <w:t xml:space="preserve"> </w:t>
+      </w:r>
+      <w:proofErr w:type="spellStart"/>
+      <w:r>
+        <w:t>lại</w:t>
+      </w:r>
+      <w:proofErr w:type="spellEnd"/>
+      <w:r>
+        <w:t xml:space="preserve"> </w:t>
+      </w:r>
+      <w:proofErr w:type="spellStart"/>
+      <w:r>
+        <w:t>của</w:t>
+      </w:r>
+      <w:proofErr w:type="spellEnd"/>
+      <w:r>
+        <w:t xml:space="preserve"> code. </w:t>
+      </w:r>
+      <w:proofErr w:type="spellStart"/>
+      <w:r>
+        <w:t>Đó</w:t>
+      </w:r>
+      <w:proofErr w:type="spellEnd"/>
+      <w:r>
+        <w:t xml:space="preserve"> </w:t>
+      </w:r>
+      <w:proofErr w:type="spellStart"/>
+      <w:r>
+        <w:t>là</w:t>
+      </w:r>
+      <w:proofErr w:type="spellEnd"/>
+      <w:r>
+        <w:t xml:space="preserve"> </w:t>
+      </w:r>
+      <w:proofErr w:type="spellStart"/>
+      <w:r>
+        <w:t>chưa</w:t>
+      </w:r>
+      <w:proofErr w:type="spellEnd"/>
+      <w:r>
+        <w:t xml:space="preserve"> </w:t>
+      </w:r>
+      <w:proofErr w:type="spellStart"/>
+      <w:r>
+        <w:t>kể</w:t>
+      </w:r>
+      <w:proofErr w:type="spellEnd"/>
+      <w:r>
+        <w:t xml:space="preserve"> </w:t>
+      </w:r>
+      <w:proofErr w:type="spellStart"/>
+      <w:r>
+        <w:t>sau</w:t>
+      </w:r>
+      <w:proofErr w:type="spellEnd"/>
+      <w:r>
+        <w:t xml:space="preserve"> </w:t>
+      </w:r>
+      <w:proofErr w:type="spellStart"/>
+      <w:r>
+        <w:t>này</w:t>
+      </w:r>
+      <w:proofErr w:type="spellEnd"/>
+      <w:r>
+        <w:t xml:space="preserve"> </w:t>
+      </w:r>
+      <w:proofErr w:type="spellStart"/>
+      <w:r>
+        <w:t>biết</w:t>
+      </w:r>
+      <w:proofErr w:type="spellEnd"/>
+      <w:r>
+        <w:t xml:space="preserve"> </w:t>
+      </w:r>
+      <w:proofErr w:type="spellStart"/>
+      <w:r>
+        <w:t>đâu</w:t>
+      </w:r>
+      <w:proofErr w:type="spellEnd"/>
+      <w:r>
+        <w:t xml:space="preserve"> </w:t>
+      </w:r>
+      <w:proofErr w:type="spellStart"/>
+      <w:r>
+        <w:t>sẽ</w:t>
+      </w:r>
+      <w:proofErr w:type="spellEnd"/>
+      <w:r>
+        <w:t xml:space="preserve"> </w:t>
+      </w:r>
+      <w:proofErr w:type="spellStart"/>
+      <w:r>
+        <w:t>có</w:t>
+      </w:r>
+      <w:proofErr w:type="spellEnd"/>
+      <w:r>
+        <w:t xml:space="preserve"> </w:t>
+      </w:r>
+      <w:proofErr w:type="spellStart"/>
+      <w:r>
+        <w:t>các</w:t>
+      </w:r>
+      <w:proofErr w:type="spellEnd"/>
+      <w:r>
+        <w:t xml:space="preserve"> Entity </w:t>
+      </w:r>
+      <w:proofErr w:type="spellStart"/>
+      <w:r>
+        <w:t>khác</w:t>
+      </w:r>
+      <w:proofErr w:type="spellEnd"/>
+      <w:r>
+        <w:t xml:space="preserve"> </w:t>
+      </w:r>
+      <w:proofErr w:type="spellStart"/>
+      <w:r>
+        <w:t>cũng</w:t>
+      </w:r>
+      <w:proofErr w:type="spellEnd"/>
+      <w:r>
+        <w:t xml:space="preserve"> </w:t>
+      </w:r>
+      <w:proofErr w:type="spellStart"/>
+      <w:r>
+        <w:t>có</w:t>
+      </w:r>
+      <w:proofErr w:type="spellEnd"/>
+      <w:r>
+        <w:t xml:space="preserve"> </w:t>
+      </w:r>
+      <w:proofErr w:type="spellStart"/>
+      <w:r>
+        <w:t>cùng</w:t>
+      </w:r>
+      <w:proofErr w:type="spellEnd"/>
+      <w:r>
+        <w:t xml:space="preserve"> </w:t>
+      </w:r>
+      <w:proofErr w:type="spellStart"/>
+      <w:r>
+        <w:t>các</w:t>
+      </w:r>
+      <w:proofErr w:type="spellEnd"/>
+      <w:r>
+        <w:t xml:space="preserve"> fields </w:t>
+      </w:r>
+      <w:proofErr w:type="spellStart"/>
+      <w:r>
+        <w:t>đó</w:t>
+      </w:r>
+      <w:proofErr w:type="spellEnd"/>
+      <w:r>
+        <w:t>.</w:t>
+      </w:r>
+    </w:p>
+    <w:p>
+      <w:proofErr w:type="spellStart"/>
+      <w:r>
+        <w:t>Cần</w:t>
+      </w:r>
+      <w:proofErr w:type="spellEnd"/>
+      <w:r>
+        <w:t xml:space="preserve"> </w:t>
+      </w:r>
+      <w:proofErr w:type="spellStart"/>
+      <w:r>
+        <w:t>một</w:t>
+      </w:r>
+      <w:proofErr w:type="spellEnd"/>
+      <w:r>
+        <w:t xml:space="preserve"> </w:t>
+      </w:r>
+      <w:proofErr w:type="spellStart"/>
+      <w:r>
+        <w:t>cơ</w:t>
+      </w:r>
+      <w:proofErr w:type="spellEnd"/>
+      <w:r>
+        <w:t xml:space="preserve"> </w:t>
+      </w:r>
+      <w:proofErr w:type="spellStart"/>
+      <w:r>
+        <w:t>chế</w:t>
+      </w:r>
+      <w:proofErr w:type="spellEnd"/>
+      <w:r>
+        <w:t xml:space="preserve"> </w:t>
+      </w:r>
+      <w:proofErr w:type="spellStart"/>
+      <w:r>
+        <w:t>để</w:t>
+      </w:r>
+      <w:proofErr w:type="spellEnd"/>
+      <w:r>
+        <w:t xml:space="preserve"> reuse </w:t>
+      </w:r>
+      <w:proofErr w:type="spellStart"/>
+      <w:r>
+        <w:t>hiệu</w:t>
+      </w:r>
+      <w:proofErr w:type="spellEnd"/>
+      <w:r>
+        <w:t xml:space="preserve"> </w:t>
+      </w:r>
+      <w:proofErr w:type="spellStart"/>
+      <w:r>
+        <w:t>quả</w:t>
+      </w:r>
+      <w:proofErr w:type="spellEnd"/>
+      <w:r>
+        <w:t>.</w:t>
+      </w:r>
+    </w:p>
+    <w:p>
+      <w:proofErr w:type="spellStart"/>
+      <w:r>
+        <w:t>Giải</w:t>
+      </w:r>
+      <w:proofErr w:type="spellEnd"/>
+      <w:r>
+        <w:t xml:space="preserve"> </w:t>
+      </w:r>
+      <w:proofErr w:type="spellStart"/>
+      <w:r>
+        <w:t>pháp</w:t>
+      </w:r>
+      <w:proofErr w:type="spellEnd"/>
+      <w:r>
+        <w:t xml:space="preserve">: Group </w:t>
+      </w:r>
+      <w:proofErr w:type="spellStart"/>
+      <w:r>
+        <w:t>các</w:t>
+      </w:r>
+      <w:proofErr w:type="spellEnd"/>
+      <w:r>
+        <w:t xml:space="preserve"> </w:t>
+      </w:r>
+      <w:proofErr w:type="spellStart"/>
+      <w:r>
+        <w:t>thuộc</w:t>
+      </w:r>
+      <w:proofErr w:type="spellEnd"/>
+      <w:r>
+        <w:t xml:space="preserve"> </w:t>
+      </w:r>
+      <w:proofErr w:type="spellStart"/>
+      <w:r>
+        <w:t>tính</w:t>
+      </w:r>
+      <w:proofErr w:type="spellEnd"/>
+      <w:r>
+        <w:t xml:space="preserve"> </w:t>
+      </w:r>
+      <w:proofErr w:type="spellStart"/>
+      <w:r>
+        <w:t>trên</w:t>
+      </w:r>
+      <w:proofErr w:type="spellEnd"/>
+      <w:r>
+        <w:t xml:space="preserve"> </w:t>
+      </w:r>
+      <w:proofErr w:type="spellStart"/>
+      <w:r>
+        <w:t>thành</w:t>
+      </w:r>
+      <w:proofErr w:type="spellEnd"/>
+      <w:r>
+        <w:t xml:space="preserve"> </w:t>
+      </w:r>
+      <w:proofErr w:type="spellStart"/>
+      <w:r>
+        <w:t>các</w:t>
+      </w:r>
+      <w:proofErr w:type="spellEnd"/>
+      <w:r>
+        <w:t xml:space="preserve"> fields </w:t>
+      </w:r>
+      <w:proofErr w:type="spellStart"/>
+      <w:r>
+        <w:t>của</w:t>
+      </w:r>
+      <w:proofErr w:type="spellEnd"/>
+      <w:r>
+        <w:t xml:space="preserve"> </w:t>
+      </w:r>
+      <w:proofErr w:type="spellStart"/>
+      <w:r>
+        <w:t>một</w:t>
+      </w:r>
+      <w:proofErr w:type="spellEnd"/>
+      <w:r>
+        <w:t xml:space="preserve"> class </w:t>
+      </w:r>
+      <w:proofErr w:type="spellStart"/>
+      <w:r>
+        <w:t>gọi</w:t>
+      </w:r>
+      <w:proofErr w:type="spellEnd"/>
+      <w:r>
+        <w:t xml:space="preserve"> </w:t>
+      </w:r>
+      <w:proofErr w:type="spellStart"/>
+      <w:r>
+        <w:t>là</w:t>
+      </w:r>
+      <w:proofErr w:type="spellEnd"/>
+      <w:r>
+        <w:t xml:space="preserve"> ADDRESS </w:t>
+      </w:r>
+      <w:proofErr w:type="spellStart"/>
+      <w:r>
+        <w:t>rồi</w:t>
+      </w:r>
+      <w:proofErr w:type="spellEnd"/>
+      <w:r>
+        <w:t xml:space="preserve"> </w:t>
+      </w:r>
+      <w:proofErr w:type="spellStart"/>
+      <w:r>
+        <w:t>nhúng</w:t>
+      </w:r>
+      <w:proofErr w:type="spellEnd"/>
+      <w:r>
+        <w:t xml:space="preserve"> class </w:t>
+      </w:r>
+      <w:proofErr w:type="spellStart"/>
+      <w:r>
+        <w:t>này</w:t>
+      </w:r>
+      <w:proofErr w:type="spellEnd"/>
+      <w:r>
+        <w:t xml:space="preserve"> </w:t>
+      </w:r>
+      <w:proofErr w:type="spellStart"/>
+      <w:r>
+        <w:t>vào</w:t>
+      </w:r>
+      <w:proofErr w:type="spellEnd"/>
+      <w:r>
+        <w:t xml:space="preserve"> </w:t>
+      </w:r>
+      <w:proofErr w:type="spellStart"/>
+      <w:r>
+        <w:t>các</w:t>
+      </w:r>
+      <w:proofErr w:type="spellEnd"/>
+      <w:r>
+        <w:t xml:space="preserve"> Entity </w:t>
+      </w:r>
+      <w:proofErr w:type="spellStart"/>
+      <w:r>
+        <w:t>cần</w:t>
+      </w:r>
+      <w:proofErr w:type="spellEnd"/>
+      <w:r>
+        <w:t xml:space="preserve"> </w:t>
+      </w:r>
+      <w:proofErr w:type="spellStart"/>
+      <w:r>
+        <w:t>sử</w:t>
+      </w:r>
+      <w:proofErr w:type="spellEnd"/>
+      <w:r>
+        <w:t xml:space="preserve"> </w:t>
+      </w:r>
+      <w:proofErr w:type="spellStart"/>
+      <w:r>
+        <w:t>dụng</w:t>
+      </w:r>
+      <w:proofErr w:type="spellEnd"/>
+      <w:r>
+        <w:t>.</w:t>
+      </w:r>
+    </w:p>
+    <w:p>
+      <w:proofErr w:type="spellStart"/>
+      <w:r>
+        <w:t>Cách</w:t>
+      </w:r>
+      <w:proofErr w:type="spellEnd"/>
+      <w:r>
+        <w:t xml:space="preserve"> </w:t>
+      </w:r>
+      <w:proofErr w:type="spellStart"/>
+      <w:r>
+        <w:t>triển</w:t>
+      </w:r>
+      <w:proofErr w:type="spellEnd"/>
+      <w:r>
+        <w:t xml:space="preserve"> </w:t>
+      </w:r>
+      <w:proofErr w:type="spellStart"/>
+      <w:r>
+        <w:t>khai</w:t>
+      </w:r>
+      <w:proofErr w:type="spellEnd"/>
+      <w:r>
+        <w:t xml:space="preserve">: </w:t>
+      </w:r>
+    </w:p>
+    <w:p>
+      <w:pPr>
+        <w:pStyle w:val="ListParagraph"/>
+        <w:numPr>
+          <w:ilvl w:val="0"/>
+          <w:numId w:val="1"/>
+        </w:numPr>
+      </w:pPr>
+      <w:proofErr w:type="spellStart"/>
+      <w:r>
+        <w:t>Dùng</w:t>
+      </w:r>
+      <w:proofErr w:type="spellEnd"/>
+      <w:r>
+        <w:t xml:space="preserve"> @Embeddable </w:t>
+      </w:r>
+      <w:proofErr w:type="spellStart"/>
+      <w:r>
+        <w:t>để</w:t>
+      </w:r>
+      <w:proofErr w:type="spellEnd"/>
+      <w:r>
+        <w:t xml:space="preserve"> </w:t>
+      </w:r>
+      <w:proofErr w:type="spellStart"/>
+      <w:r>
+        <w:t>đánh</w:t>
+      </w:r>
+      <w:proofErr w:type="spellEnd"/>
+      <w:r>
+        <w:t xml:space="preserve"> </w:t>
+      </w:r>
+      <w:proofErr w:type="spellStart"/>
+      <w:r>
+        <w:t>dấu</w:t>
+      </w:r>
+      <w:proofErr w:type="spellEnd"/>
+      <w:r>
+        <w:t xml:space="preserve"> </w:t>
+      </w:r>
+      <w:proofErr w:type="spellStart"/>
+      <w:r>
+        <w:t>một</w:t>
+      </w:r>
+      <w:proofErr w:type="spellEnd"/>
+      <w:r>
+        <w:t xml:space="preserve"> class </w:t>
+      </w:r>
+      <w:proofErr w:type="spellStart"/>
+      <w:r>
+        <w:t>là</w:t>
+      </w:r>
+      <w:proofErr w:type="spellEnd"/>
+      <w:r>
+        <w:t xml:space="preserve"> c</w:t>
+      </w:r>
+      <w:proofErr w:type="spellStart"/>
+      <w:r>
+        <w:t>ó</w:t>
+      </w:r>
+      <w:proofErr w:type="spellEnd"/>
+      <w:r>
+        <w:t xml:space="preserve"> </w:t>
+      </w:r>
+      <w:proofErr w:type="spellStart"/>
+      <w:r>
+        <w:t>thể</w:t>
+      </w:r>
+      <w:proofErr w:type="spellEnd"/>
+      <w:r>
+        <w:t xml:space="preserve"> </w:t>
+      </w:r>
+      <w:proofErr w:type="spellStart"/>
+      <w:r>
+        <w:t>nhúng</w:t>
+      </w:r>
+      <w:proofErr w:type="spellEnd"/>
+      <w:r>
+        <w:t xml:space="preserve"> </w:t>
+      </w:r>
+      <w:proofErr w:type="spellStart"/>
+      <w:r>
+        <w:t>vào</w:t>
+      </w:r>
+      <w:proofErr w:type="spellEnd"/>
+      <w:r>
+        <w:t xml:space="preserve"> Entity.</w:t>
+      </w:r>
+    </w:p>
+    <w:p>
+      <w:pPr>
+        <w:pStyle w:val="ListParagraph"/>
+        <w:numPr>
+          <w:ilvl w:val="0"/>
+          <w:numId w:val="1"/>
+        </w:numPr>
+      </w:pPr>
+      <w:proofErr w:type="spellStart"/>
+      <w:r>
+        <w:t>Dùng</w:t>
+      </w:r>
+      <w:proofErr w:type="spellEnd"/>
+      <w:r>
+        <w:t xml:space="preserve"> @Embedded </w:t>
+      </w:r>
+      <w:proofErr w:type="spellStart"/>
+      <w:r>
+        <w:t>để</w:t>
+      </w:r>
+      <w:proofErr w:type="spellEnd"/>
+      <w:r>
+        <w:t xml:space="preserve"> </w:t>
+      </w:r>
+      <w:proofErr w:type="spellStart"/>
+      <w:r>
+        <w:t>đánh</w:t>
+      </w:r>
+      <w:proofErr w:type="spellEnd"/>
+      <w:r>
+        <w:t xml:space="preserve"> </w:t>
+      </w:r>
+      <w:proofErr w:type="spellStart"/>
+      <w:r>
+        <w:t>dấu</w:t>
+      </w:r>
+      <w:proofErr w:type="spellEnd"/>
+      <w:r>
+        <w:t xml:space="preserve"> </w:t>
+      </w:r>
+      <w:proofErr w:type="spellStart"/>
+      <w:r>
+        <w:t>một</w:t>
+      </w:r>
+      <w:proofErr w:type="spellEnd"/>
+      <w:r>
+        <w:t xml:space="preserve"> fields </w:t>
+      </w:r>
+      <w:proofErr w:type="spellStart"/>
+      <w:r>
+        <w:t>của</w:t>
+      </w:r>
+      <w:proofErr w:type="spellEnd"/>
+      <w:r>
+        <w:t xml:space="preserve"> Entity </w:t>
+      </w:r>
+      <w:proofErr w:type="spellStart"/>
+      <w:r>
+        <w:t>chính</w:t>
+      </w:r>
+      <w:proofErr w:type="spellEnd"/>
+      <w:r>
+        <w:t xml:space="preserve"> </w:t>
+      </w:r>
+      <w:proofErr w:type="spellStart"/>
+      <w:r>
+        <w:t>là</w:t>
+      </w:r>
+      <w:proofErr w:type="spellEnd"/>
+      <w:r>
+        <w:t xml:space="preserve"> </w:t>
+      </w:r>
+      <w:proofErr w:type="spellStart"/>
+      <w:r>
+        <w:t>một</w:t>
+      </w:r>
+      <w:proofErr w:type="spellEnd"/>
+      <w:r>
+        <w:t xml:space="preserve"> class </w:t>
+      </w:r>
+      <w:proofErr w:type="spellStart"/>
+      <w:r>
+        <w:t>đang</w:t>
+      </w:r>
+      <w:proofErr w:type="spellEnd"/>
+      <w:r>
+        <w:t xml:space="preserve"> </w:t>
+      </w:r>
+      <w:proofErr w:type="spellStart"/>
+      <w:r>
+        <w:t>được</w:t>
+      </w:r>
+      <w:proofErr w:type="spellEnd"/>
+      <w:r>
+        <w:t xml:space="preserve"> </w:t>
+      </w:r>
+      <w:proofErr w:type="spellStart"/>
+      <w:r>
+        <w:t>nhúng</w:t>
+      </w:r>
+      <w:proofErr w:type="spellEnd"/>
+      <w:r>
+        <w:t xml:space="preserve">. Khi </w:t>
+      </w:r>
+      <w:proofErr w:type="spellStart"/>
+      <w:r>
+        <w:t>đó</w:t>
+      </w:r>
+      <w:proofErr w:type="spellEnd"/>
+      <w:r>
+        <w:t xml:space="preserve"> </w:t>
+      </w:r>
+      <w:proofErr w:type="spellStart"/>
+      <w:r>
+        <w:t>mỗi</w:t>
+      </w:r>
+      <w:proofErr w:type="spellEnd"/>
+      <w:r>
+        <w:t xml:space="preserve"> field </w:t>
+      </w:r>
+      <w:proofErr w:type="spellStart"/>
+      <w:r>
+        <w:t>trong</w:t>
+      </w:r>
+      <w:proofErr w:type="spellEnd"/>
+      <w:r>
+        <w:t xml:space="preserve"> @Embedded obj </w:t>
+      </w:r>
+      <w:proofErr w:type="spellStart"/>
+      <w:r>
+        <w:t>sẽ</w:t>
+      </w:r>
+      <w:proofErr w:type="spellEnd"/>
+      <w:r>
+        <w:t xml:space="preserve"> </w:t>
+      </w:r>
+      <w:proofErr w:type="spellStart"/>
+      <w:r>
+        <w:t>thành</w:t>
+      </w:r>
+      <w:proofErr w:type="spellEnd"/>
+      <w:r>
+        <w:t xml:space="preserve"> </w:t>
+      </w:r>
+      <w:proofErr w:type="spellStart"/>
+      <w:r>
+        <w:t>một</w:t>
+      </w:r>
+      <w:proofErr w:type="spellEnd"/>
+      <w:r>
+        <w:t xml:space="preserve"> column </w:t>
+      </w:r>
+      <w:proofErr w:type="spellStart"/>
+      <w:r>
+        <w:t>của</w:t>
+      </w:r>
+      <w:proofErr w:type="spellEnd"/>
+      <w:r>
+        <w:t xml:space="preserve"> Entity.</w:t>
+      </w:r>
+    </w:p>
+    <w:p>
+      <w:r>
+        <w:t xml:space="preserve">LƯU Ý: @Embeddable </w:t>
+      </w:r>
+      <w:proofErr w:type="spellStart"/>
+      <w:r>
+        <w:t>là</w:t>
+      </w:r>
+      <w:proofErr w:type="spellEnd"/>
+      <w:r>
+        <w:t xml:space="preserve"> optional (</w:t>
+      </w:r>
+      <w:proofErr w:type="spellStart"/>
+      <w:r>
+        <w:t>Không</w:t>
+      </w:r>
+      <w:proofErr w:type="spellEnd"/>
+      <w:r>
+        <w:t xml:space="preserve"> </w:t>
+      </w:r>
+      <w:proofErr w:type="spellStart"/>
+      <w:r>
+        <w:t>cần</w:t>
+      </w:r>
+      <w:proofErr w:type="spellEnd"/>
+      <w:r>
+        <w:t xml:space="preserve"> </w:t>
+      </w:r>
+      <w:proofErr w:type="spellStart"/>
+      <w:r>
+        <w:t>cũng</w:t>
+      </w:r>
+      <w:proofErr w:type="spellEnd"/>
+      <w:r>
+        <w:t xml:space="preserve"> </w:t>
+      </w:r>
+      <w:proofErr w:type="spellStart"/>
+      <w:r>
+        <w:t>được</w:t>
+      </w:r>
+      <w:proofErr w:type="spellEnd"/>
+      <w:r>
+        <w:t xml:space="preserve">) </w:t>
+      </w:r>
+      <w:proofErr w:type="spellStart"/>
+      <w:r>
+        <w:t>nhưng</w:t>
+      </w:r>
+      <w:proofErr w:type="spellEnd"/>
+      <w:r>
+        <w:t xml:space="preserve"> @Embedded </w:t>
+      </w:r>
+      <w:proofErr w:type="spellStart"/>
+      <w:r>
+        <w:t>là</w:t>
+      </w:r>
+      <w:proofErr w:type="spellEnd"/>
+      <w:r>
+        <w:t xml:space="preserve"> </w:t>
+      </w:r>
+      <w:proofErr w:type="spellStart"/>
+      <w:r>
+        <w:t>bắt</w:t>
+      </w:r>
+      <w:proofErr w:type="spellEnd"/>
+      <w:r>
+        <w:t xml:space="preserve"> </w:t>
+      </w:r>
+      <w:proofErr w:type="spellStart"/>
+      <w:r>
+        <w:t>buộc</w:t>
+      </w:r>
+      <w:proofErr w:type="spellEnd"/>
+      <w:r>
+        <w:t xml:space="preserve"> – </w:t>
+      </w:r>
+      <w:proofErr w:type="spellStart"/>
+      <w:r>
+        <w:t>Nếu</w:t>
+      </w:r>
+      <w:proofErr w:type="spellEnd"/>
+      <w:r>
+        <w:t xml:space="preserve"> </w:t>
+      </w:r>
+      <w:proofErr w:type="spellStart"/>
+      <w:r>
+        <w:t>không</w:t>
+      </w:r>
+      <w:proofErr w:type="spellEnd"/>
+      <w:r>
+        <w:t xml:space="preserve"> </w:t>
+      </w:r>
+      <w:proofErr w:type="spellStart"/>
+      <w:r>
+        <w:t>dùng</w:t>
+      </w:r>
+      <w:proofErr w:type="spellEnd"/>
+      <w:r>
+        <w:t xml:space="preserve"> @Embbeded </w:t>
+      </w:r>
+      <w:proofErr w:type="spellStart"/>
+      <w:r>
+        <w:t>sẽ</w:t>
+      </w:r>
+      <w:proofErr w:type="spellEnd"/>
+      <w:r>
+        <w:t xml:space="preserve"> </w:t>
+      </w:r>
+      <w:proofErr w:type="spellStart"/>
+      <w:r>
+        <w:t>ném</w:t>
+      </w:r>
+      <w:proofErr w:type="spellEnd"/>
+      <w:r>
+        <w:t xml:space="preserve"> Exception.</w:t>
       </w:r>
     </w:p>
     <w:p>
@@ -15,9 +1349,566 @@
         <w:pStyle w:val="Heading2"/>
       </w:pPr>
       <w:r>
+        <w:lastRenderedPageBreak/>
         <w:t>Implementing @Embeddable and @Embedded</w:t>
       </w:r>
     </w:p>
+    <w:p>
+      <w:proofErr w:type="spellStart"/>
+      <w:r>
+        <w:t>Tạo</w:t>
+      </w:r>
+      <w:proofErr w:type="spellEnd"/>
+      <w:r>
+        <w:t xml:space="preserve"> class Address </w:t>
+      </w:r>
+      <w:proofErr w:type="spellStart"/>
+      <w:r>
+        <w:t>được</w:t>
+      </w:r>
+      <w:proofErr w:type="spellEnd"/>
+      <w:r>
+        <w:t xml:space="preserve"> </w:t>
+      </w:r>
+      <w:proofErr w:type="spellStart"/>
+      <w:r>
+        <w:t>đánh</w:t>
+      </w:r>
+      <w:proofErr w:type="spellEnd"/>
+      <w:r>
+        <w:t xml:space="preserve"> </w:t>
+      </w:r>
+      <w:proofErr w:type="spellStart"/>
+      <w:r>
+        <w:t>dấu</w:t>
+      </w:r>
+      <w:proofErr w:type="spellEnd"/>
+      <w:r>
+        <w:t xml:space="preserve"> </w:t>
+      </w:r>
+      <w:proofErr w:type="spellStart"/>
+      <w:r>
+        <w:t>là</w:t>
+      </w:r>
+      <w:proofErr w:type="spellEnd"/>
+      <w:r>
+        <w:t xml:space="preserve"> </w:t>
+      </w:r>
+      <w:proofErr w:type="spellStart"/>
+      <w:r>
+        <w:t>có</w:t>
+      </w:r>
+      <w:proofErr w:type="spellEnd"/>
+      <w:r>
+        <w:t xml:space="preserve"> </w:t>
+      </w:r>
+      <w:proofErr w:type="spellStart"/>
+      <w:r>
+        <w:t>thể</w:t>
+      </w:r>
+      <w:proofErr w:type="spellEnd"/>
+      <w:r>
+        <w:t xml:space="preserve"> </w:t>
+      </w:r>
+      <w:proofErr w:type="spellStart"/>
+      <w:r>
+        <w:t>nhúng</w:t>
+      </w:r>
+      <w:proofErr w:type="spellEnd"/>
+      <w:r>
+        <w:t xml:space="preserve"> </w:t>
+      </w:r>
+      <w:proofErr w:type="spellStart"/>
+      <w:r>
+        <w:t>vào</w:t>
+      </w:r>
+      <w:proofErr w:type="spellEnd"/>
+      <w:r>
+        <w:t xml:space="preserve"> Entity </w:t>
+      </w:r>
+      <w:proofErr w:type="spellStart"/>
+      <w:r>
+        <w:t>với</w:t>
+      </w:r>
+      <w:proofErr w:type="spellEnd"/>
+      <w:r>
+        <w:t xml:space="preserve"> annotation </w:t>
+      </w:r>
+      <w:proofErr w:type="spellStart"/>
+      <w:r>
+        <w:t>là</w:t>
+      </w:r>
+      <w:proofErr w:type="spellEnd"/>
+      <w:r>
+        <w:t xml:space="preserve"> @Embeddable</w:t>
+      </w:r>
+    </w:p>
+    <w:p>
+      <w:r>
+        <w:drawing>
+          <wp:inline distT="0" distB="0" distL="0" distR="0" wp14:anchorId="79A4C399" wp14:editId="40F0D0B3">
+            <wp:extent cx="5585385" cy="3745830"/>
+            <wp:effectExtent l="0" t="0" r="0" b="7620"/>
+            <wp:docPr id="132094334" name="Picture 1"/>
+            <wp:cNvGraphicFramePr>
+              <a:graphicFrameLocks xmlns:a="http://schemas.openxmlformats.org/drawingml/2006/main" noChangeAspect="1"/>
+            </wp:cNvGraphicFramePr>
+            <a:graphic xmlns:a="http://schemas.openxmlformats.org/drawingml/2006/main">
+              <a:graphicData uri="http://schemas.openxmlformats.org/drawingml/2006/picture">
+                <pic:pic xmlns:pic="http://schemas.openxmlformats.org/drawingml/2006/picture">
+                  <pic:nvPicPr>
+                    <pic:cNvPr id="132094334" name=""/>
+                    <pic:cNvPicPr/>
+                  </pic:nvPicPr>
+                  <pic:blipFill>
+                    <a:blip r:embed="rId6"/>
+                    <a:stretch>
+                      <a:fillRect/>
+                    </a:stretch>
+                  </pic:blipFill>
+                  <pic:spPr>
+                    <a:xfrm>
+                      <a:off x="0" y="0"/>
+                      <a:ext cx="5585385" cy="3745830"/>
+                    </a:xfrm>
+                    <a:prstGeom prst="rect">
+                      <a:avLst/>
+                    </a:prstGeom>
+                  </pic:spPr>
+                </pic:pic>
+              </a:graphicData>
+            </a:graphic>
+          </wp:inline>
+        </w:drawing>
+      </w:r>
+    </w:p>
+    <w:p>
+      <w:proofErr w:type="spellStart"/>
+      <w:r>
+        <w:t>Nhúng</w:t>
+      </w:r>
+      <w:proofErr w:type="spellEnd"/>
+      <w:r>
+        <w:t xml:space="preserve"> class Address </w:t>
+      </w:r>
+      <w:proofErr w:type="spellStart"/>
+      <w:r>
+        <w:t>vào</w:t>
+      </w:r>
+      <w:proofErr w:type="spellEnd"/>
+      <w:r>
+        <w:t xml:space="preserve"> Entity </w:t>
+      </w:r>
+      <w:proofErr w:type="spellStart"/>
+      <w:r>
+        <w:t>bằng</w:t>
+      </w:r>
+      <w:proofErr w:type="spellEnd"/>
+      <w:r>
+        <w:t xml:space="preserve"> annotation @Embedded</w:t>
+      </w:r>
+    </w:p>
+    <w:p>
+      <w:r>
+        <w:drawing>
+          <wp:inline distT="0" distB="0" distL="0" distR="0" wp14:anchorId="3FB66A11" wp14:editId="51CB73DD">
+            <wp:extent cx="5943600" cy="2626360"/>
+            <wp:effectExtent l="0" t="0" r="0" b="2540"/>
+            <wp:docPr id="1562417745" name="Picture 1"/>
+            <wp:cNvGraphicFramePr>
+              <a:graphicFrameLocks xmlns:a="http://schemas.openxmlformats.org/drawingml/2006/main" noChangeAspect="1"/>
+            </wp:cNvGraphicFramePr>
+            <a:graphic xmlns:a="http://schemas.openxmlformats.org/drawingml/2006/main">
+              <a:graphicData uri="http://schemas.openxmlformats.org/drawingml/2006/picture">
+                <pic:pic xmlns:pic="http://schemas.openxmlformats.org/drawingml/2006/picture">
+                  <pic:nvPicPr>
+                    <pic:cNvPr id="1562417745" name=""/>
+                    <pic:cNvPicPr/>
+                  </pic:nvPicPr>
+                  <pic:blipFill>
+                    <a:blip r:embed="rId7"/>
+                    <a:stretch>
+                      <a:fillRect/>
+                    </a:stretch>
+                  </pic:blipFill>
+                  <pic:spPr>
+                    <a:xfrm>
+                      <a:off x="0" y="0"/>
+                      <a:ext cx="5943600" cy="2626360"/>
+                    </a:xfrm>
+                    <a:prstGeom prst="rect">
+                      <a:avLst/>
+                    </a:prstGeom>
+                  </pic:spPr>
+                </pic:pic>
+              </a:graphicData>
+            </a:graphic>
+          </wp:inline>
+        </w:drawing>
+      </w:r>
+    </w:p>
+    <w:p>
+      <w:r>
+        <w:lastRenderedPageBreak/>
+        <w:t xml:space="preserve">Hibernate </w:t>
+      </w:r>
+      <w:proofErr w:type="spellStart"/>
+      <w:r>
+        <w:t>sẽ</w:t>
+      </w:r>
+      <w:proofErr w:type="spellEnd"/>
+      <w:r>
+        <w:t xml:space="preserve"> </w:t>
+      </w:r>
+      <w:proofErr w:type="spellStart"/>
+      <w:r>
+        <w:t>tạo</w:t>
+      </w:r>
+      <w:proofErr w:type="spellEnd"/>
+      <w:r>
+        <w:t xml:space="preserve"> </w:t>
+      </w:r>
+      <w:proofErr w:type="spellStart"/>
+      <w:r>
+        <w:t>bảng</w:t>
+      </w:r>
+      <w:proofErr w:type="spellEnd"/>
+      <w:r>
+        <w:t xml:space="preserve"> </w:t>
+      </w:r>
+      <w:proofErr w:type="spellStart"/>
+      <w:r>
+        <w:t>trong</w:t>
+      </w:r>
+      <w:proofErr w:type="spellEnd"/>
+      <w:r>
+        <w:t xml:space="preserve"> background </w:t>
+      </w:r>
+      <w:proofErr w:type="spellStart"/>
+      <w:r>
+        <w:t>như</w:t>
+      </w:r>
+      <w:proofErr w:type="spellEnd"/>
+      <w:r>
+        <w:t xml:space="preserve"> </w:t>
+      </w:r>
+      <w:proofErr w:type="spellStart"/>
+      <w:r>
+        <w:t>sau</w:t>
+      </w:r>
+      <w:proofErr w:type="spellEnd"/>
+      <w:r>
+        <w:t>:</w:t>
+      </w:r>
+      <w:r>
+        <w:br/>
+      </w:r>
+      <w:r>
+        <w:drawing>
+          <wp:inline distT="0" distB="0" distL="0" distR="0" wp14:anchorId="4F53A4AC" wp14:editId="086241BE">
+            <wp:extent cx="5943600" cy="3823970"/>
+            <wp:effectExtent l="0" t="0" r="0" b="5080"/>
+            <wp:docPr id="1040722999" name="Picture 1"/>
+            <wp:cNvGraphicFramePr>
+              <a:graphicFrameLocks xmlns:a="http://schemas.openxmlformats.org/drawingml/2006/main" noChangeAspect="1"/>
+            </wp:cNvGraphicFramePr>
+            <a:graphic xmlns:a="http://schemas.openxmlformats.org/drawingml/2006/main">
+              <a:graphicData uri="http://schemas.openxmlformats.org/drawingml/2006/picture">
+                <pic:pic xmlns:pic="http://schemas.openxmlformats.org/drawingml/2006/picture">
+                  <pic:nvPicPr>
+                    <pic:cNvPr id="1040722999" name=""/>
+                    <pic:cNvPicPr/>
+                  </pic:nvPicPr>
+                  <pic:blipFill>
+                    <a:blip r:embed="rId8"/>
+                    <a:stretch>
+                      <a:fillRect/>
+                    </a:stretch>
+                  </pic:blipFill>
+                  <pic:spPr>
+                    <a:xfrm>
+                      <a:off x="0" y="0"/>
+                      <a:ext cx="5943600" cy="3823970"/>
+                    </a:xfrm>
+                    <a:prstGeom prst="rect">
+                      <a:avLst/>
+                    </a:prstGeom>
+                  </pic:spPr>
+                </pic:pic>
+              </a:graphicData>
+            </a:graphic>
+          </wp:inline>
+        </w:drawing>
+      </w:r>
+    </w:p>
+    <w:p>
+      <w:proofErr w:type="spellStart"/>
+      <w:r>
+        <w:t>Kết</w:t>
+      </w:r>
+      <w:proofErr w:type="spellEnd"/>
+      <w:r>
+        <w:t xml:space="preserve"> </w:t>
+      </w:r>
+      <w:proofErr w:type="spellStart"/>
+      <w:r>
+        <w:t>quả</w:t>
+      </w:r>
+      <w:proofErr w:type="spellEnd"/>
+      <w:r>
+        <w:t>:</w:t>
+      </w:r>
+      <w:r>
+        <w:br/>
+      </w:r>
+      <w:r>
+        <w:drawing>
+          <wp:inline distT="0" distB="0" distL="0" distR="0" wp14:anchorId="53DDC86B" wp14:editId="5218FD06">
+            <wp:extent cx="5943600" cy="2777490"/>
+            <wp:effectExtent l="0" t="0" r="0" b="3810"/>
+            <wp:docPr id="442089293" name="Picture 1"/>
+            <wp:cNvGraphicFramePr>
+              <a:graphicFrameLocks xmlns:a="http://schemas.openxmlformats.org/drawingml/2006/main" noChangeAspect="1"/>
+            </wp:cNvGraphicFramePr>
+            <a:graphic xmlns:a="http://schemas.openxmlformats.org/drawingml/2006/main">
+              <a:graphicData uri="http://schemas.openxmlformats.org/drawingml/2006/picture">
+                <pic:pic xmlns:pic="http://schemas.openxmlformats.org/drawingml/2006/picture">
+                  <pic:nvPicPr>
+                    <pic:cNvPr id="442089293" name=""/>
+                    <pic:cNvPicPr/>
+                  </pic:nvPicPr>
+                  <pic:blipFill>
+                    <a:blip r:embed="rId9"/>
+                    <a:stretch>
+                      <a:fillRect/>
+                    </a:stretch>
+                  </pic:blipFill>
+                  <pic:spPr>
+                    <a:xfrm>
+                      <a:off x="0" y="0"/>
+                      <a:ext cx="5943600" cy="2777490"/>
+                    </a:xfrm>
+                    <a:prstGeom prst="rect">
+                      <a:avLst/>
+                    </a:prstGeom>
+                  </pic:spPr>
+                </pic:pic>
+              </a:graphicData>
+            </a:graphic>
+          </wp:inline>
+        </w:drawing>
+      </w:r>
+      <w:r>
+        <w:br/>
+      </w:r>
+      <w:proofErr w:type="spellStart"/>
+      <w:r>
+        <w:t>Bảng</w:t>
+      </w:r>
+      <w:proofErr w:type="spellEnd"/>
+      <w:r>
+        <w:t xml:space="preserve"> PATIENT </w:t>
+      </w:r>
+      <w:proofErr w:type="spellStart"/>
+      <w:r>
+        <w:t>trong</w:t>
+      </w:r>
+      <w:proofErr w:type="spellEnd"/>
+      <w:r>
+        <w:t xml:space="preserve"> DB </w:t>
+      </w:r>
+      <w:proofErr w:type="spellStart"/>
+      <w:r>
+        <w:t>có</w:t>
+      </w:r>
+      <w:proofErr w:type="spellEnd"/>
+      <w:r>
+        <w:t xml:space="preserve"> </w:t>
+      </w:r>
+      <w:proofErr w:type="spellStart"/>
+      <w:r>
+        <w:t>các</w:t>
+      </w:r>
+      <w:proofErr w:type="spellEnd"/>
+      <w:r>
+        <w:t xml:space="preserve"> fields </w:t>
+      </w:r>
+      <w:proofErr w:type="spellStart"/>
+      <w:r>
+        <w:t>được</w:t>
+      </w:r>
+      <w:proofErr w:type="spellEnd"/>
+      <w:r>
+        <w:t xml:space="preserve"> </w:t>
+      </w:r>
+      <w:proofErr w:type="spellStart"/>
+      <w:r>
+        <w:t>nhúng</w:t>
+      </w:r>
+      <w:proofErr w:type="spellEnd"/>
+      <w:r>
+        <w:t xml:space="preserve"> </w:t>
+      </w:r>
+      <w:proofErr w:type="spellStart"/>
+      <w:r>
+        <w:t>từ</w:t>
+      </w:r>
+      <w:proofErr w:type="spellEnd"/>
+      <w:r>
+        <w:t xml:space="preserve"> ADDRESS.</w:t>
+      </w:r>
+    </w:p>
+    <w:p>
+      <w:proofErr w:type="spellStart"/>
+      <w:r>
+        <w:lastRenderedPageBreak/>
+        <w:t>Giờ</w:t>
+      </w:r>
+      <w:proofErr w:type="spellEnd"/>
+      <w:r>
+        <w:t xml:space="preserve"> </w:t>
+      </w:r>
+      <w:proofErr w:type="spellStart"/>
+      <w:r>
+        <w:t>tới</w:t>
+      </w:r>
+      <w:proofErr w:type="spellEnd"/>
+      <w:r>
+        <w:t xml:space="preserve"> </w:t>
+      </w:r>
+      <w:proofErr w:type="spellStart"/>
+      <w:r>
+        <w:t>phần</w:t>
+      </w:r>
+      <w:proofErr w:type="spellEnd"/>
+      <w:r>
+        <w:t xml:space="preserve"> Add Data:</w:t>
+      </w:r>
+      <w:r>
+        <w:br/>
+      </w:r>
+      <w:r>
+        <w:drawing>
+          <wp:inline distT="0" distB="0" distL="0" distR="0" wp14:anchorId="56570886" wp14:editId="126AFD95">
+            <wp:extent cx="5943600" cy="3121660"/>
+            <wp:effectExtent l="0" t="0" r="0" b="2540"/>
+            <wp:docPr id="1922693203" name="Picture 1"/>
+            <wp:cNvGraphicFramePr>
+              <a:graphicFrameLocks xmlns:a="http://schemas.openxmlformats.org/drawingml/2006/main" noChangeAspect="1"/>
+            </wp:cNvGraphicFramePr>
+            <a:graphic xmlns:a="http://schemas.openxmlformats.org/drawingml/2006/main">
+              <a:graphicData uri="http://schemas.openxmlformats.org/drawingml/2006/picture">
+                <pic:pic xmlns:pic="http://schemas.openxmlformats.org/drawingml/2006/picture">
+                  <pic:nvPicPr>
+                    <pic:cNvPr id="1922693203" name=""/>
+                    <pic:cNvPicPr/>
+                  </pic:nvPicPr>
+                  <pic:blipFill>
+                    <a:blip r:embed="rId10"/>
+                    <a:stretch>
+                      <a:fillRect/>
+                    </a:stretch>
+                  </pic:blipFill>
+                  <pic:spPr>
+                    <a:xfrm>
+                      <a:off x="0" y="0"/>
+                      <a:ext cx="5943600" cy="3121660"/>
+                    </a:xfrm>
+                    <a:prstGeom prst="rect">
+                      <a:avLst/>
+                    </a:prstGeom>
+                  </pic:spPr>
+                </pic:pic>
+              </a:graphicData>
+            </a:graphic>
+          </wp:inline>
+        </w:drawing>
+      </w:r>
+    </w:p>
+    <w:p>
+      <w:proofErr w:type="spellStart"/>
+      <w:r>
+        <w:t>Kết</w:t>
+      </w:r>
+      <w:proofErr w:type="spellEnd"/>
+      <w:r>
+        <w:t xml:space="preserve"> </w:t>
+      </w:r>
+      <w:proofErr w:type="spellStart"/>
+      <w:r>
+        <w:t>quả</w:t>
+      </w:r>
+      <w:proofErr w:type="spellEnd"/>
+      <w:r>
+        <w:t>:</w:t>
+      </w:r>
+      <w:r>
+        <w:br/>
+      </w:r>
+      <w:r>
+        <w:drawing>
+          <wp:inline distT="0" distB="0" distL="0" distR="0" wp14:anchorId="325B9AD1" wp14:editId="5DD52080">
+            <wp:extent cx="5943600" cy="1885315"/>
+            <wp:effectExtent l="0" t="0" r="0" b="635"/>
+            <wp:docPr id="688628466" name="Picture 1"/>
+            <wp:cNvGraphicFramePr>
+              <a:graphicFrameLocks xmlns:a="http://schemas.openxmlformats.org/drawingml/2006/main" noChangeAspect="1"/>
+            </wp:cNvGraphicFramePr>
+            <a:graphic xmlns:a="http://schemas.openxmlformats.org/drawingml/2006/main">
+              <a:graphicData uri="http://schemas.openxmlformats.org/drawingml/2006/picture">
+                <pic:pic xmlns:pic="http://schemas.openxmlformats.org/drawingml/2006/picture">
+                  <pic:nvPicPr>
+                    <pic:cNvPr id="688628466" name=""/>
+                    <pic:cNvPicPr/>
+                  </pic:nvPicPr>
+                  <pic:blipFill>
+                    <a:blip r:embed="rId11"/>
+                    <a:stretch>
+                      <a:fillRect/>
+                    </a:stretch>
+                  </pic:blipFill>
+                  <pic:spPr>
+                    <a:xfrm>
+                      <a:off x="0" y="0"/>
+                      <a:ext cx="5943600" cy="1885315"/>
+                    </a:xfrm>
+                    <a:prstGeom prst="rect">
+                      <a:avLst/>
+                    </a:prstGeom>
+                  </pic:spPr>
+                </pic:pic>
+              </a:graphicData>
+            </a:graphic>
+          </wp:inline>
+        </w:drawing>
+      </w:r>
+    </w:p>
+    <w:p>
+      <w:pPr>
+        <w:pStyle w:val="Heading2"/>
+      </w:pPr>
+      <w:r>
+        <w:t>What are Composite Keys?</w:t>
+      </w:r>
+    </w:p>
+    <w:p>
+      <w:pPr>
+        <w:pStyle w:val="Heading2"/>
+      </w:pPr>
+      <w:r>
+        <w:t>Implementing Composite Key via @IdClass</w:t>
+      </w:r>
+    </w:p>
+    <w:p>
+      <w:pPr>
+        <w:pStyle w:val="Heading2"/>
+      </w:pPr>
+      <w:r>
+        <w:t>Reviewing Changes So Far</w:t>
+      </w:r>
+    </w:p>
+    <w:p/>
+    <w:p/>
     <w:sectPr>
       <w:pgSz w:w="12240" w:h="15840"/>
       <w:pgMar w:top="1440" w:right="1440" w:bottom="1440" w:left="1440" w:header="720" w:footer="720" w:gutter="0"/>
@@ -26,6 +1917,126 @@
     </w:sectPr>
   </w:body>
 </w:document>
+</file>
+
+<file path=word/numbering.xml><?xml version="1.0" encoding="utf-8"?>
+<w:numbering xmlns:wpc="http://schemas.microsoft.com/office/word/2010/wordprocessingCanvas" xmlns:cx="http://schemas.microsoft.com/office/drawing/2014/chartex" xmlns:cx1="http://schemas.microsoft.com/office/drawing/2015/9/8/chartex" xmlns:cx2="http://schemas.microsoft.com/office/drawing/2015/10/21/chartex" xmlns:cx3="http://schemas.microsoft.com/office/drawing/2016/5/9/chartex" xmlns:cx4="http://schemas.microsoft.com/office/drawing/2016/5/10/chartex" xmlns:cx5="http://schemas.microsoft.com/office/drawing/2016/5/11/chartex" xmlns:cx6="http://schemas.microsoft.com/office/drawing/2016/5/12/chartex" xmlns:cx7="http://schemas.microsoft.com/office/drawing/2016/5/13/chartex" xmlns:cx8="http://schemas.microsoft.com/office/drawing/2016/5/14/chartex" xmlns:mc="http://schemas.openxmlformats.org/markup-compatibility/2006" xmlns:aink="http://schemas.microsoft.com/office/drawing/2016/ink" xmlns:am3d="http://schemas.microsoft.com/office/drawing/2017/model3d" xmlns:o="urn:schemas-microsoft-com:office:office" xmlns:oel="http://schemas.microsoft.com/office/2019/extlst" xmlns:r="http://schemas.openxmlformats.org/officeDocument/2006/relationships" xmlns:m="http://schemas.openxmlformats.org/officeDocument/2006/math" xmlns:v="urn:schemas-microsoft-com:vml" xmlns:wp14="http://schemas.microsoft.com/office/word/2010/wordprocessingDrawing" xmlns:wp="http://schemas.openxmlformats.org/drawingml/2006/wordprocessingDrawing" xmlns:w10="urn:schemas-microsoft-com:office:word" xmlns:w="http://schemas.openxmlformats.org/wordprocessingml/2006/main" xmlns:w14="http://schemas.microsoft.com/office/word/2010/wordml" xmlns:w15="http://schemas.microsoft.com/office/word/2012/wordml" xmlns:w16cex="http://schemas.microsoft.com/office/word/2018/wordml/cex" xmlns:w16cid="http://schemas.microsoft.com/office/word/2016/wordml/cid" xmlns:w16="http://schemas.microsoft.com/office/word/2018/wordml" xmlns:w16du="http://schemas.microsoft.com/office/word/2023/wordml/word16du" xmlns:w16sdtdh="http://schemas.microsoft.com/office/word/2020/wordml/sdtdatahash" xmlns:w16sdtfl="http://schemas.microsoft.com/office/word/2024/wordml/sdtformatlock" xmlns:w16se="http://schemas.microsoft.com/office/word/2015/wordml/symex" xmlns:wpg="http://schemas.microsoft.com/office/word/2010/wordprocessingGroup" xmlns:wpi="http://schemas.microsoft.com/office/word/2010/wordprocessingInk" xmlns:wne="http://schemas.microsoft.com/office/word/2006/wordml" xmlns:wps="http://schemas.microsoft.com/office/word/2010/wordprocessingShape" mc:Ignorable="w14 w15 w16se w16cid w16 w16cex w16sdtdh w16sdtfl w16du wp14">
+  <w:abstractNum w:abstractNumId="0" w15:restartNumberingAfterBreak="0">
+    <w:nsid w:val="4CB745A1"/>
+    <w:multiLevelType w:val="hybridMultilevel"/>
+    <w:tmpl w:val="F830F0B6"/>
+    <w:lvl w:ilvl="0" w:tplc="DC0407A0">
+      <w:numFmt w:val="bullet"/>
+      <w:lvlText w:val="-"/>
+      <w:lvlJc w:val="left"/>
+      <w:pPr>
+        <w:ind w:left="720" w:hanging="360"/>
+      </w:pPr>
+      <w:rPr>
+        <w:rFonts w:ascii="Aptos" w:eastAsiaTheme="minorHAnsi" w:hAnsi="Aptos" w:cstheme="minorBidi" w:hint="default"/>
+      </w:rPr>
+    </w:lvl>
+    <w:lvl w:ilvl="1" w:tplc="04090003" w:tentative="1">
+      <w:start w:val="1"/>
+      <w:numFmt w:val="bullet"/>
+      <w:lvlText w:val="o"/>
+      <w:lvlJc w:val="left"/>
+      <w:pPr>
+        <w:ind w:left="1440" w:hanging="360"/>
+      </w:pPr>
+      <w:rPr>
+        <w:rFonts w:ascii="Courier New" w:hAnsi="Courier New" w:cs="Courier New" w:hint="default"/>
+      </w:rPr>
+    </w:lvl>
+    <w:lvl w:ilvl="2" w:tplc="04090005" w:tentative="1">
+      <w:start w:val="1"/>
+      <w:numFmt w:val="bullet"/>
+      <w:lvlText w:val=""/>
+      <w:lvlJc w:val="left"/>
+      <w:pPr>
+        <w:ind w:left="2160" w:hanging="360"/>
+      </w:pPr>
+      <w:rPr>
+        <w:rFonts w:ascii="Wingdings" w:hAnsi="Wingdings" w:hint="default"/>
+      </w:rPr>
+    </w:lvl>
+    <w:lvl w:ilvl="3" w:tplc="04090001" w:tentative="1">
+      <w:start w:val="1"/>
+      <w:numFmt w:val="bullet"/>
+      <w:lvlText w:val=""/>
+      <w:lvlJc w:val="left"/>
+      <w:pPr>
+        <w:ind w:left="2880" w:hanging="360"/>
+      </w:pPr>
+      <w:rPr>
+        <w:rFonts w:ascii="Symbol" w:hAnsi="Symbol" w:hint="default"/>
+      </w:rPr>
+    </w:lvl>
+    <w:lvl w:ilvl="4" w:tplc="04090003" w:tentative="1">
+      <w:start w:val="1"/>
+      <w:numFmt w:val="bullet"/>
+      <w:lvlText w:val="o"/>
+      <w:lvlJc w:val="left"/>
+      <w:pPr>
+        <w:ind w:left="3600" w:hanging="360"/>
+      </w:pPr>
+      <w:rPr>
+        <w:rFonts w:ascii="Courier New" w:hAnsi="Courier New" w:cs="Courier New" w:hint="default"/>
+      </w:rPr>
+    </w:lvl>
+    <w:lvl w:ilvl="5" w:tplc="04090005" w:tentative="1">
+      <w:start w:val="1"/>
+      <w:numFmt w:val="bullet"/>
+      <w:lvlText w:val=""/>
+      <w:lvlJc w:val="left"/>
+      <w:pPr>
+        <w:ind w:left="4320" w:hanging="360"/>
+      </w:pPr>
+      <w:rPr>
+        <w:rFonts w:ascii="Wingdings" w:hAnsi="Wingdings" w:hint="default"/>
+      </w:rPr>
+    </w:lvl>
+    <w:lvl w:ilvl="6" w:tplc="04090001" w:tentative="1">
+      <w:start w:val="1"/>
+      <w:numFmt w:val="bullet"/>
+      <w:lvlText w:val=""/>
+      <w:lvlJc w:val="left"/>
+      <w:pPr>
+        <w:ind w:left="5040" w:hanging="360"/>
+      </w:pPr>
+      <w:rPr>
+        <w:rFonts w:ascii="Symbol" w:hAnsi="Symbol" w:hint="default"/>
+      </w:rPr>
+    </w:lvl>
+    <w:lvl w:ilvl="7" w:tplc="04090003" w:tentative="1">
+      <w:start w:val="1"/>
+      <w:numFmt w:val="bullet"/>
+      <w:lvlText w:val="o"/>
+      <w:lvlJc w:val="left"/>
+      <w:pPr>
+        <w:ind w:left="5760" w:hanging="360"/>
+      </w:pPr>
+      <w:rPr>
+        <w:rFonts w:ascii="Courier New" w:hAnsi="Courier New" w:cs="Courier New" w:hint="default"/>
+      </w:rPr>
+    </w:lvl>
+    <w:lvl w:ilvl="8" w:tplc="04090005" w:tentative="1">
+      <w:start w:val="1"/>
+      <w:numFmt w:val="bullet"/>
+      <w:lvlText w:val=""/>
+      <w:lvlJc w:val="left"/>
+      <w:pPr>
+        <w:ind w:left="6480" w:hanging="360"/>
+      </w:pPr>
+      <w:rPr>
+        <w:rFonts w:ascii="Wingdings" w:hAnsi="Wingdings" w:hint="default"/>
+      </w:rPr>
+    </w:lvl>
+  </w:abstractNum>
+  <w:num w:numId="1" w16cid:durableId="367487392">
+    <w:abstractNumId w:val="0"/>
+  </w:num>
+</w:numbering>
 </file>
 
 <file path=word/styles.xml><?xml version="1.0" encoding="utf-8"?>

--- a/docs/JPA annotations Should Be Aware Of.docx
+++ b/docs/JPA annotations Should Be Aware Of.docx
@@ -7,27 +7,14 @@
         <w:pStyle w:val="Heading2"/>
       </w:pPr>
       <w:r>
-        <w:t xml:space="preserve">What </w:t>
-      </w:r>
-      <w:proofErr w:type="gramStart"/>
-      <w:r>
-        <w:t>is @</w:t>
-      </w:r>
-      <w:proofErr w:type="gramEnd"/>
-      <w:r>
-        <w:t xml:space="preserve">Embeddable </w:t>
-      </w:r>
-      <w:proofErr w:type="gramStart"/>
-      <w:r>
-        <w:t>and @</w:t>
-      </w:r>
-      <w:proofErr w:type="gramEnd"/>
-      <w:r>
-        <w:t>Embedded?</w:t>
+        <w:t>What is @Embeddable and @Embedded?</w:t>
       </w:r>
     </w:p>
     <w:p>
       <w:r>
+        <w:rPr>
+          <w:noProof/>
+        </w:rPr>
         <w:drawing>
           <wp:inline distT="0" distB="0" distL="0" distR="0" wp14:anchorId="3E3B787F" wp14:editId="73D6DCA7">
             <wp:extent cx="5943600" cy="3280410"/>
@@ -528,11 +515,11 @@
       </w:r>
       <w:proofErr w:type="spellEnd"/>
       <w:r>
-        <w:t xml:space="preserve"> DOCTOR th</w:t>
-      </w:r>
-      <w:proofErr w:type="spellStart"/>
-      <w:r>
-        <w:t>ì</w:t>
+        <w:t xml:space="preserve"> DOCTOR </w:t>
+      </w:r>
+      <w:proofErr w:type="spellStart"/>
+      <w:r>
+        <w:t>thì</w:t>
       </w:r>
       <w:proofErr w:type="spellEnd"/>
       <w:r>
@@ -1031,11 +1018,11 @@
       </w:r>
       <w:proofErr w:type="spellEnd"/>
       <w:r>
-        <w:t xml:space="preserve"> c</w:t>
-      </w:r>
-      <w:proofErr w:type="spellStart"/>
-      <w:r>
-        <w:t>ó</w:t>
+        <w:t xml:space="preserve"> </w:t>
+      </w:r>
+      <w:proofErr w:type="spellStart"/>
+      <w:r>
+        <w:t>có</w:t>
       </w:r>
       <w:proofErr w:type="spellEnd"/>
       <w:r>
@@ -1445,6 +1432,9 @@
     </w:p>
     <w:p>
       <w:r>
+        <w:rPr>
+          <w:noProof/>
+        </w:rPr>
         <w:drawing>
           <wp:inline distT="0" distB="0" distL="0" distR="0" wp14:anchorId="79A4C399" wp14:editId="40F0D0B3">
             <wp:extent cx="5585385" cy="3745830"/>
@@ -1510,6 +1500,9 @@
     </w:p>
     <w:p>
       <w:r>
+        <w:rPr>
+          <w:noProof/>
+        </w:rPr>
         <w:drawing>
           <wp:inline distT="0" distB="0" distL="0" distR="0" wp14:anchorId="3FB66A11" wp14:editId="51CB73DD">
             <wp:extent cx="5943600" cy="2626360"/>
@@ -1604,6 +1597,9 @@
         <w:br/>
       </w:r>
       <w:r>
+        <w:rPr>
+          <w:noProof/>
+        </w:rPr>
         <w:drawing>
           <wp:inline distT="0" distB="0" distL="0" distR="0" wp14:anchorId="4F53A4AC" wp14:editId="086241BE">
             <wp:extent cx="5943600" cy="3823970"/>
@@ -1662,6 +1658,9 @@
         <w:br/>
       </w:r>
       <w:r>
+        <w:rPr>
+          <w:noProof/>
+        </w:rPr>
         <w:drawing>
           <wp:inline distT="0" distB="0" distL="0" distR="0" wp14:anchorId="53DDC86B" wp14:editId="5218FD06">
             <wp:extent cx="5943600" cy="2777490"/>
@@ -1788,6 +1787,9 @@
         <w:br/>
       </w:r>
       <w:r>
+        <w:rPr>
+          <w:noProof/>
+        </w:rPr>
         <w:drawing>
           <wp:inline distT="0" distB="0" distL="0" distR="0" wp14:anchorId="56570886" wp14:editId="126AFD95">
             <wp:extent cx="5943600" cy="3121660"/>
@@ -1846,6 +1848,9 @@
         <w:br/>
       </w:r>
       <w:r>
+        <w:rPr>
+          <w:noProof/>
+        </w:rPr>
         <w:drawing>
           <wp:inline distT="0" distB="0" distL="0" distR="0" wp14:anchorId="325B9AD1" wp14:editId="5DD52080">
             <wp:extent cx="5943600" cy="1885315"/>
@@ -1892,13 +1897,172 @@
       </w:r>
     </w:p>
     <w:p>
+      <w:r>
+        <w:drawing>
+          <wp:inline distT="0" distB="0" distL="0" distR="0" wp14:anchorId="7BDD6DE4" wp14:editId="33819C96">
+            <wp:extent cx="5943600" cy="1640205"/>
+            <wp:effectExtent l="0" t="0" r="0" b="0"/>
+            <wp:docPr id="2059496058" name="Picture 1"/>
+            <wp:cNvGraphicFramePr>
+              <a:graphicFrameLocks xmlns:a="http://schemas.openxmlformats.org/drawingml/2006/main" noChangeAspect="1"/>
+            </wp:cNvGraphicFramePr>
+            <a:graphic xmlns:a="http://schemas.openxmlformats.org/drawingml/2006/main">
+              <a:graphicData uri="http://schemas.openxmlformats.org/drawingml/2006/picture">
+                <pic:pic xmlns:pic="http://schemas.openxmlformats.org/drawingml/2006/picture">
+                  <pic:nvPicPr>
+                    <pic:cNvPr id="2059496058" name=""/>
+                    <pic:cNvPicPr/>
+                  </pic:nvPicPr>
+                  <pic:blipFill>
+                    <a:blip r:embed="rId12"/>
+                    <a:stretch>
+                      <a:fillRect/>
+                    </a:stretch>
+                  </pic:blipFill>
+                  <pic:spPr>
+                    <a:xfrm>
+                      <a:off x="0" y="0"/>
+                      <a:ext cx="5943600" cy="1640205"/>
+                    </a:xfrm>
+                    <a:prstGeom prst="rect">
+                      <a:avLst/>
+                    </a:prstGeom>
+                  </pic:spPr>
+                </pic:pic>
+              </a:graphicData>
+            </a:graphic>
+          </wp:inline>
+        </w:drawing>
+      </w:r>
+    </w:p>
+    <w:p>
+      <w:r>
+        <w:lastRenderedPageBreak/>
+        <w:drawing>
+          <wp:inline distT="0" distB="0" distL="0" distR="0" wp14:anchorId="4892D06E" wp14:editId="44BC6BAE">
+            <wp:extent cx="5943600" cy="2229485"/>
+            <wp:effectExtent l="0" t="0" r="0" b="0"/>
+            <wp:docPr id="1812813608" name="Picture 1"/>
+            <wp:cNvGraphicFramePr>
+              <a:graphicFrameLocks xmlns:a="http://schemas.openxmlformats.org/drawingml/2006/main" noChangeAspect="1"/>
+            </wp:cNvGraphicFramePr>
+            <a:graphic xmlns:a="http://schemas.openxmlformats.org/drawingml/2006/main">
+              <a:graphicData uri="http://schemas.openxmlformats.org/drawingml/2006/picture">
+                <pic:pic xmlns:pic="http://schemas.openxmlformats.org/drawingml/2006/picture">
+                  <pic:nvPicPr>
+                    <pic:cNvPr id="1812813608" name=""/>
+                    <pic:cNvPicPr/>
+                  </pic:nvPicPr>
+                  <pic:blipFill>
+                    <a:blip r:embed="rId13"/>
+                    <a:stretch>
+                      <a:fillRect/>
+                    </a:stretch>
+                  </pic:blipFill>
+                  <pic:spPr>
+                    <a:xfrm>
+                      <a:off x="0" y="0"/>
+                      <a:ext cx="5943600" cy="2229485"/>
+                    </a:xfrm>
+                    <a:prstGeom prst="rect">
+                      <a:avLst/>
+                    </a:prstGeom>
+                  </pic:spPr>
+                </pic:pic>
+              </a:graphicData>
+            </a:graphic>
+          </wp:inline>
+        </w:drawing>
+      </w:r>
+    </w:p>
+    <w:p>
+      <w:r>
+        <w:drawing>
+          <wp:inline distT="0" distB="0" distL="0" distR="0" wp14:anchorId="13B77522" wp14:editId="294AE570">
+            <wp:extent cx="5943600" cy="3255645"/>
+            <wp:effectExtent l="0" t="0" r="0" b="1905"/>
+            <wp:docPr id="1438472565" name="Picture 1"/>
+            <wp:cNvGraphicFramePr>
+              <a:graphicFrameLocks xmlns:a="http://schemas.openxmlformats.org/drawingml/2006/main" noChangeAspect="1"/>
+            </wp:cNvGraphicFramePr>
+            <a:graphic xmlns:a="http://schemas.openxmlformats.org/drawingml/2006/main">
+              <a:graphicData uri="http://schemas.openxmlformats.org/drawingml/2006/picture">
+                <pic:pic xmlns:pic="http://schemas.openxmlformats.org/drawingml/2006/picture">
+                  <pic:nvPicPr>
+                    <pic:cNvPr id="1438472565" name=""/>
+                    <pic:cNvPicPr/>
+                  </pic:nvPicPr>
+                  <pic:blipFill>
+                    <a:blip r:embed="rId14"/>
+                    <a:stretch>
+                      <a:fillRect/>
+                    </a:stretch>
+                  </pic:blipFill>
+                  <pic:spPr>
+                    <a:xfrm>
+                      <a:off x="0" y="0"/>
+                      <a:ext cx="5943600" cy="3255645"/>
+                    </a:xfrm>
+                    <a:prstGeom prst="rect">
+                      <a:avLst/>
+                    </a:prstGeom>
+                  </pic:spPr>
+                </pic:pic>
+              </a:graphicData>
+            </a:graphic>
+          </wp:inline>
+        </w:drawing>
+      </w:r>
+    </w:p>
+    <w:p>
+      <w:r>
+        <w:drawing>
+          <wp:inline distT="0" distB="0" distL="0" distR="0" wp14:anchorId="0C6ED175" wp14:editId="23FEC41D">
+            <wp:extent cx="5943600" cy="2101850"/>
+            <wp:effectExtent l="0" t="0" r="0" b="0"/>
+            <wp:docPr id="368420534" name="Picture 1"/>
+            <wp:cNvGraphicFramePr>
+              <a:graphicFrameLocks xmlns:a="http://schemas.openxmlformats.org/drawingml/2006/main" noChangeAspect="1"/>
+            </wp:cNvGraphicFramePr>
+            <a:graphic xmlns:a="http://schemas.openxmlformats.org/drawingml/2006/main">
+              <a:graphicData uri="http://schemas.openxmlformats.org/drawingml/2006/picture">
+                <pic:pic xmlns:pic="http://schemas.openxmlformats.org/drawingml/2006/picture">
+                  <pic:nvPicPr>
+                    <pic:cNvPr id="368420534" name=""/>
+                    <pic:cNvPicPr/>
+                  </pic:nvPicPr>
+                  <pic:blipFill>
+                    <a:blip r:embed="rId15"/>
+                    <a:stretch>
+                      <a:fillRect/>
+                    </a:stretch>
+                  </pic:blipFill>
+                  <pic:spPr>
+                    <a:xfrm>
+                      <a:off x="0" y="0"/>
+                      <a:ext cx="5943600" cy="2101850"/>
+                    </a:xfrm>
+                    <a:prstGeom prst="rect">
+                      <a:avLst/>
+                    </a:prstGeom>
+                  </pic:spPr>
+                </pic:pic>
+              </a:graphicData>
+            </a:graphic>
+          </wp:inline>
+        </w:drawing>
+      </w:r>
+    </w:p>
+    <w:p>
       <w:pPr>
         <w:pStyle w:val="Heading2"/>
       </w:pPr>
       <w:r>
+        <w:lastRenderedPageBreak/>
         <w:t>Implementing Composite Key via @IdClass</w:t>
       </w:r>
     </w:p>
+    <w:p/>
     <w:p>
       <w:pPr>
         <w:pStyle w:val="Heading2"/>
@@ -2641,6 +2805,7 @@
   <w:style w:type="character" w:default="1" w:styleId="DefaultParagraphFont">
     <w:name w:val="Default Paragraph Font"/>
     <w:uiPriority w:val="1"/>
+    <w:semiHidden/>
     <w:unhideWhenUsed/>
   </w:style>
   <w:style w:type="table" w:default="1" w:styleId="TableNormal">
